--- a/第十章_中医药AI研究方法展望_教材化定稿.docx
+++ b/第十章_中医药AI研究方法展望_教材化定稿.docx
@@ -1355,7 +1355,112 @@
           <w:b w:val="0"/>
           <w:sz w:val="24"/>
         </w:rPr>
-        <w:t>多智能体协作适合模拟中医药复杂任务。一个中医药临床决策支持系统可包含问诊智能体、辨证智能体、方药智能体、针灸智能体、安全审查智能体、循证检索智能体和解释智能体。不同智能体分工协作，并通过争议仲裁机制处理冲突。该架构既能体现中医辨证论治的层次性，又能为临床安全设置多重把关。</w:t>
+        <w:t>多智能体协作架构因其良好的任务分解性与分工灵活性，尤为适宜模拟中医药临床决策中的复杂认知过程。以一个典型的中医药临床决策支持系统为例，其可由问诊智能体、辨证智能体、方药智能体、针灸智能体、安全审查智能体、循证检索智能体及解释智能体共同构成。各智能体依据自身职能分工协作，当不同智能体产生的结论或建议存在分歧时，系统通过争议仲裁机制进行冲突裁决。这一架构设计的优势在于，既能体现中医辨证论治自下而上、分层推进的认知层次，又能通过多重独立审查环节为临床安全提供制度性保障。</w:t>
+      </w:r>
+    </w:p>
+    <w:p>
+      <w:pPr>
+        <w:jc w:val="both"/>
+        <w:ind w:firstLineChars="200" w:firstLine="480"/>
+        <w:spacing w:after="80" w:line="360" w:lineRule="auto"/>
+      </w:pPr>
+      <w:r>
+        <w:rPr>
+          <w:rFonts w:eastAsia="宋体" w:ascii="Times New Roman" w:hAnsi="Times New Roman"/>
+          <w:b w:val="0"/>
+          <w:sz w:val="24"/>
+        </w:rPr>
+        <w:t xml:space="preserve">多智能体协作的实质不在于智能体数量的叠加，而在于协作机制的设计。若仅将多个智能体的输出简单拼接或投票平均，既无法体现辨证论治的层次结构，也难以保证临床安全。真正意义上的协作，要求明确“谁在何时、依据什么、向谁、以何种形式”传递信息，并在分歧出现时给出可裁决、可追溯的处理规则。其实现可从协作拓扑、通信协议、争议仲裁与控制流四个方面加以阐述。</w:t>
+      </w:r>
+    </w:p>
+    <w:p>
+      <w:pPr>
+        <w:jc w:val="both"/>
+        <w:ind w:firstLineChars="200" w:firstLine="480"/>
+        <w:spacing w:after="80" w:line="360" w:lineRule="auto"/>
+      </w:pPr>
+      <w:r>
+        <w:rPr>
+          <w:rFonts w:eastAsia="宋体" w:ascii="Times New Roman" w:hAnsi="Times New Roman"/>
+          <w:b w:val="0"/>
+          <w:sz w:val="24"/>
+        </w:rPr>
+        <w:t xml:space="preserve">在协作拓扑方面，中医药临床决策的认知过程具有自下而上、分层推进的特征，系统拓扑应与之对应。分层流水线令问诊智能体先完成信息采集与四诊结构化，辨证智能体据此形成证候判断，方药与针灸智能体据证立法处方，安全审查智能体最后把关；其结构清晰，但要求上游输出质量可控，否则误差会沿流水线放大。编排者—执行者模式设一个编排智能体负责任务分解、调度与汇聚，各功能智能体作为执行者按需被调用，从而将协作逻辑与领域能力分离，便于扩展与审计。黑板模式设一个结构化的共享病历状态对象，各智能体读取与自身职能相关的字段并写回其产出，支持松耦合协作并天然形成可审计的状态变更记录。三者并非互斥，实践中常以编排者调度、以黑板共享状态、以分层流水线体现辨证层次。</w:t>
+      </w:r>
+    </w:p>
+    <w:p>
+      <w:pPr>
+        <w:jc w:val="both"/>
+        <w:ind w:firstLineChars="200" w:firstLine="480"/>
+        <w:spacing w:after="80" w:line="360" w:lineRule="auto"/>
+      </w:pPr>
+      <w:r>
+        <w:rPr>
+          <w:rFonts w:eastAsia="宋体" w:ascii="Times New Roman" w:hAnsi="Times New Roman"/>
+          <w:b w:val="0"/>
+          <w:sz w:val="24"/>
+        </w:rPr>
+        <w:t xml:space="preserve">在通信协议方面，智能体间的交互不应是自由文本的随意传递，而应采用结构化消息。一条规范的消息至少包含发送者与接收者标识、消息类型（请求、结论、质疑或仲裁）、内容主体、依据来源（检索条目或知识图谱路径）、置信度与时间戳，从而使每一次交互可被记录、检索与归因。共享状态对象则以统一的数据结构承载病例的演进，包括主诉、四诊要素、候选证候及其依据、治法、处方、禁忌核查结果与未决分歧；所有写操作均带来源标注，以满足通信可审计的要求。</w:t>
+      </w:r>
+    </w:p>
+    <w:p>
+      <w:pPr>
+        <w:jc w:val="both"/>
+        <w:ind w:firstLineChars="200" w:firstLine="480"/>
+        <w:spacing w:after="80" w:line="360" w:lineRule="auto"/>
+      </w:pPr>
+      <w:r>
+        <w:rPr>
+          <w:rFonts w:eastAsia="宋体" w:ascii="Times New Roman" w:hAnsi="Times New Roman"/>
+          <w:b w:val="0"/>
+          <w:sz w:val="24"/>
+        </w:rPr>
+        <w:t xml:space="preserve">在争议仲裁方面，分歧处理是多智能体协作区别于简单叠加的核心环节，其运作可分为三步。其一为分歧发现：当多个智能体对同一字段（如证候判断或是否使用某药）给出不一致结论时，系统触发仲裁。其二为裁决：裁决并非简单多数表决，而应结合中医药临床逻辑分级处理——安全审查智能体对涉及禁忌、毒性与配伍风险的结论具有否决权，任何治疗建议在其否决时不得输出；循证检索智能体提供的依据按证据等级赋予不同权重，高等级证据支持的结论优先；在证据等级相近时比较各智能体的置信度与依据充分性；必要时令分歧智能体在若干轮内交换依据并相互修正，若收敛则采纳一致结论。其三为升级人工：当上述策略仍无法裁决或涉及高风险决策时，系统不强行输出，而是保留分歧、标注理由并提交临床医师裁定，从而把不确定显式转化为人机协同的接口。</w:t>
+      </w:r>
+    </w:p>
+    <w:p>
+      <w:pPr>
+        <w:jc w:val="both"/>
+        <w:ind w:firstLineChars="200" w:firstLine="480"/>
+        <w:spacing w:after="80" w:line="360" w:lineRule="auto"/>
+      </w:pPr>
+      <w:r>
+        <w:rPr>
+          <w:rFonts w:eastAsia="宋体" w:ascii="Times New Roman" w:hAnsi="Times New Roman"/>
+          <w:b w:val="0"/>
+          <w:sz w:val="24"/>
+        </w:rPr>
+        <w:t xml:space="preserve">在控制流方面，协作的效率与安全取决于串行、并行与终止条件的设计。证候判断依赖四诊信息，故问诊与辨证须串行；方药智能体与针灸智能体可在证候确定后并行生成候选方案，再交由安全审查汇聚；循证检索智能体可在辨证与处方阶段并行提供依据。终止条件须明确：当安全审查通过且关键字段无未决分歧时，由解释智能体生成最终输出；当达到最大轮次仍未收敛时转入人工。明确的终止条件可避免智能体间无休止的往复。</w:t>
+      </w:r>
+    </w:p>
+    <w:p>
+      <w:pPr>
+        <w:jc w:val="both"/>
+        <w:ind w:firstLineChars="200" w:firstLine="480"/>
+        <w:spacing w:after="80" w:line="360" w:lineRule="auto"/>
+      </w:pPr>
+      <w:r>
+        <w:rPr>
+          <w:rFonts w:eastAsia="宋体" w:ascii="Times New Roman" w:hAnsi="Times New Roman"/>
+          <w:b w:val="0"/>
+          <w:sz w:val="24"/>
+        </w:rPr>
+        <w:t xml:space="preserve">案例10-11　一次多智能体协作的走查。患者以“失眠、心烦、口干”就诊。问诊智能体补全四诊信息并结构化写入共享状态；辨证智能体给出“心火亢盛”，循证检索智能体并行检索相关指南与医案作为依据写回；方药智能体据证推荐清心泻火方，针灸智能体并行推荐相应取穴。安全审查智能体在核查时发现患者处于妊娠早期，遂对方药中某味药行使否决权并触发仲裁；循证检索智能体补充妊娠禁忌依据，方药智能体据此调整处方，分歧在两轮内收敛。安全审查通过后，解释智能体输出最终建议，并附证候依据、处方调整理由与所引证据来源。全过程的消息与状态变更均被记录，可供事后归因。该走查显示，协作的价值在于分歧被显式发现并依规则裁决，而非被多数票掩盖。</w:t>
+      </w:r>
+    </w:p>
+    <w:p>
+      <w:pPr>
+        <w:jc w:val="both"/>
+        <w:ind w:firstLineChars="200" w:firstLine="480"/>
+        <w:spacing w:after="80" w:line="360" w:lineRule="auto"/>
+      </w:pPr>
+      <w:r>
+        <w:rPr>
+          <w:rFonts w:eastAsia="宋体" w:ascii="Times New Roman" w:hAnsi="Times New Roman"/>
+          <w:b w:val="0"/>
+          <w:sz w:val="24"/>
+        </w:rPr>
+        <w:t xml:space="preserve">由此可见，多智能体架构相对单一模型的实质增益来自三个层面，而非智能体数量本身。其一，分工使每个智能体得以在更窄的任务上深度优化，并配置专用知识与工具。其二，独立审查形成多重把关，安全审查智能体的否决权将临床安全约束制度化，降低单点错误的风险。其三，结构化通信与争议仲裁使系统的推理过程可追溯、可干预，从而在鲁棒性与人机协同体验上取得可测量的提升。反之，若缺少编排、通信与仲裁机制，多个智能体的叠加反而会引入额外的不一致与协调成本，未必优于经过良好对齐的单一模型。</w:t>
       </w:r>
     </w:p>
     <w:p>
@@ -1370,7 +1475,7 @@
           <w:b w:val="0"/>
           <w:sz w:val="24"/>
         </w:rPr>
-        <w:t>多智能体系统的研究重点包括三方面。第一，任务分解是否合理，即每个智能体的输入、输出、权限和责任边界是否清楚。第二，智能体之间的通信协议是否可审计，特别是检索依据、工具调用记录和决策变化过程是否保存。第三，系统整体性能是否优于单一模型，并且是否在安全性、鲁棒性和人机协同体验方面取得实质提升。</w:t>
+        <w:t>围绕多智能体系统的研究与开发，以下三个问题构成当前关注的重点。其一是任务分解的合理性问题，即每个智能体的输入格式、输出形式、权限边界与责任范围是否清晰界定，这直接决定了系统能否在复杂任务中稳定运转。其二是通信过程的可审计性问题，智能体之间的交互记录，包括检索依据的来源、工具调用的轨迹以及决策推演的变化过程，均需以可追溯的形式保存，以便在出现偏差时进行事后归因。其三是系统整体的性能增益问题，即多智能体架构相较单一模型的实质优势是否得到验证——不仅体现在任务完成准确率上，更需要在安全性保障、鲁棒性表现以及人机协同体验等维度取得可测量的提升。</w:t>
       </w:r>
     </w:p>
     <w:p>

--- a/第十章_中医药AI研究方法展望_教材化定稿.docx
+++ b/第十章_中医药AI研究方法展望_教材化定稿.docx
@@ -1502,11 +1502,11 @@
       </w:pPr>
       <w:r>
         <w:rPr>
-          <w:rFonts w:ascii="Times New Roman" w:hAnsi="Times New Roman" w:eastAsia="宋体"/>
+          <w:rFonts w:eastAsia="宋体" w:ascii="Times New Roman" w:hAnsi="Times New Roman"/>
           <w:b w:val="0"/>
           <w:sz w:val="24"/>
         </w:rPr>
-        <w:t>四诊合参是中医诊断的核心，也是多模态大模型在中医药中的代表性场景。望诊与舌诊对应图像，闻诊涉及声音和气味信息，问诊对应自然语言文本，切诊对应脉象波形、压力传感信号和其他生物信号。多模态大模型的任务不是把四类数据简单拼接，而是建立跨模态证候表征，使“舌红少苔”“脉细数”“五心烦热”“口干咽燥”等信息能够在同一证候空间中被联合解释。</w:t>
+        <w:t>四诊合参是中医诊断的核心，也是多模态大模型在中医药领域最具代表性的应用场景。望诊与舌诊产生图像数据，闻诊涉及声音与气味信息，问诊对应自然语言文本，切诊则对应脉象波形、压力传感信号及其他生物信号。多模态大模型的任务不是将四类异构数据简单拼接，而是建立跨模态的证候表征，使“舌红少苔”“脉细数”“五心烦热”“口干咽燥”等来自不同模态的信息，能够在同一证候表示空间中被联合编码与协同解释。唯有如此，模型才可能复现中医“四诊合参、综合辨证”的认知特征，而非将各诊法割裂为彼此独立的分类器。</w:t>
       </w:r>
     </w:p>
     <w:p>
@@ -1517,11 +1517,11 @@
       </w:pPr>
       <w:r>
         <w:rPr>
-          <w:rFonts w:ascii="Times New Roman" w:hAnsi="Times New Roman" w:eastAsia="宋体"/>
+          <w:rFonts w:eastAsia="宋体" w:ascii="Times New Roman" w:hAnsi="Times New Roman"/>
           <w:b w:val="0"/>
           <w:sz w:val="24"/>
         </w:rPr>
-        <w:t>多模态四诊合参面临三项关键技术。第一，时空对齐，即不同模态采集时间、采集设备和采集条件差异需要被记录并校正。第二，语义对齐，即图像颜色、脉象波形和文本症状需要映射到共同的证候概念。第三，模态缺失处理，即临床真实场景中并非每次均能获得完整四诊数据，模型应在缺失模态下给出置信度下降提示，而不是生成虚假的完整信息。</w:t>
+        <w:t>多模态四诊合参在技术上面临三项关键挑战。其一为时空对齐：不同模态的采集时间、采集设备与采集条件存在差异，须被记录并校正，否则同一患者不同模态的信息可能在时间或状态上失配。其二为语义对齐：图像颜色、脉象波形与文本症状须映射到共同的证候概念，使“舌色偏红”的图像特征与文本中的“舌红”描述在表示空间中相互印证，而非各自为政。其三为模态缺失处理：临床真实场景中并非每次就诊均能获得完整四诊数据，模型应在模态缺失时给出置信度下降的明确提示，并标注所缺模态，而不是凭借残缺信息生成貌似完整的虚假结论。</w:t>
       </w:r>
     </w:p>
     <w:p>
@@ -1553,6 +1553,547 @@
         <w:t>图左侧为望、闻、问、切四类输入，中间为图像编码器、语音/波形编码器、文本编码器和脉象编码器，随后进入证候共享表示空间。右侧包括证候预测、辨证解释、治法建议和不确定性输出。图底部设置数据质量控制、模态缺失提示和专家复核通道。该图强调多模态模型必须同时输出预测结果与质量控制信息。</w:t>
       </w:r>
     </w:p>
+    <w:p>
+      <w:pPr>
+        <w:jc w:val="both"/>
+        <w:ind w:firstLineChars="200" w:firstLine="480"/>
+        <w:spacing w:after="80" w:line="360" w:lineRule="auto"/>
+      </w:pPr>
+      <w:r>
+        <w:rPr>
+          <w:rFonts w:eastAsia="宋体" w:ascii="Times New Roman" w:hAnsi="Times New Roman"/>
+          <w:b w:val="0"/>
+          <w:sz w:val="24"/>
+        </w:rPr>
+        <w:t xml:space="preserve">多模态四诊合参模型的评测不能沿用单模态任务的单一准确率指标，而应针对融合质量、跨模态一致性、缺失鲁棒性、证候层性能、解释质量与临床效用建立多维评价框架。其评测维度概要见表10-5。</w:t>
+      </w:r>
+    </w:p>
+    <w:p>
+      <w:pPr>
+        <w:jc w:val="both"/>
+        <w:ind w:firstLineChars="200" w:firstLine="480"/>
+        <w:spacing w:after="80" w:line="360" w:lineRule="auto"/>
+      </w:pPr>
+      <w:r>
+        <w:rPr>
+          <w:rFonts w:eastAsia="宋体" w:ascii="Times New Roman" w:hAnsi="Times New Roman"/>
+          <w:b w:val="0"/>
+          <w:sz w:val="24"/>
+        </w:rPr>
+        <w:t xml:space="preserve">第一，融合增益评价。须验证多模态融合是否真正优于最佳单模态及简单拼接基线，即在同一测试集上并列报告“全模态、最佳单模态、特征拼接”三类模型的性能；若多模态模型未显著优于最佳单模态，则说明融合设计未达目的，可能仅增加了参数与计算成本。第二，跨模态一致性评价。通过模态消融，即依次移除某一模态并观察预测变化，量化各模态的边际贡献，并检验模型是否过度依赖单一模态（如仅凭问诊文本而忽视舌象与脉象），这与中医强调四诊并重的原则直接相关。</w:t>
+      </w:r>
+    </w:p>
+    <w:p>
+      <w:pPr>
+        <w:jc w:val="both"/>
+        <w:ind w:firstLineChars="200" w:firstLine="480"/>
+        <w:spacing w:after="80" w:line="360" w:lineRule="auto"/>
+      </w:pPr>
+      <w:r>
+        <w:rPr>
+          <w:rFonts w:eastAsia="宋体" w:ascii="Times New Roman" w:hAnsi="Times New Roman"/>
+          <w:b w:val="0"/>
+          <w:sz w:val="24"/>
+        </w:rPr>
+        <w:t xml:space="preserve">第三，模态缺失鲁棒性评价。构造不同模态缺失组合的测试子集，绘制性能随缺失模态数量变化的衰减曲线，并核查模型在缺失时是否如实下调置信度、是否触发补采或人工复核，而非维持虚高置信。第四，证候层与解释层评价。在证候层按证候分层报告准确率、查全率与查准率，避免总体指标掩盖少见证候的低性能；在解释层评估辨证解释是否引用了正确而完整的跨模态依据链，例如“舌红少苔＋脉细数＋五心烦热→阴虚”的依据是否齐备，并引入专家对解释合理性的评分。</w:t>
+      </w:r>
+    </w:p>
+    <w:p>
+      <w:pPr>
+        <w:jc w:val="both"/>
+        <w:ind w:firstLineChars="200" w:firstLine="480"/>
+        <w:spacing w:after="80" w:line="360" w:lineRule="auto"/>
+      </w:pPr>
+      <w:r>
+        <w:rPr>
+          <w:rFonts w:eastAsia="宋体" w:ascii="Times New Roman" w:hAnsi="Times New Roman"/>
+          <w:b w:val="0"/>
+          <w:sz w:val="24"/>
+        </w:rPr>
+        <w:t xml:space="preserve">第五，校准与不确定性评价。报告多模态模型的期望校准误差与置信度可靠性，确保其输出的把握程度与真实正确率一致；多模态信息融合后尤易出现过度自信，故校准评价不可省略。第六，临床效用与基准建设。最终评价须落到临床效用，借助人在回路设计考察模型对医师辨证准确率与效率的实际影响。当前中医药多模态四诊基准仍较稀缺，领域社区应协作构建配有统一证候金标准与跨模态对齐标注的标准化基准，使不同模型的评测结果可比，基准建设本身即是重要的研究方向。</w:t>
+      </w:r>
+    </w:p>
+    <w:p>
+      <w:pPr>
+        <w:jc w:val="center"/>
+        <w:spacing w:after="40"/>
+      </w:pPr>
+      <w:r>
+        <w:rPr>
+          <w:rFonts w:eastAsia="黑体" w:ascii="黑体" w:hAnsi="黑体"/>
+          <w:b/>
+          <w:sz w:val="21"/>
+        </w:rPr>
+        <w:t xml:space="preserve">表10-5　多模态四诊合参模型评测维度</w:t>
+      </w:r>
+    </w:p>
+    <w:tbl>
+      <w:tblPr>
+        <w:tblW w:w="5000" w:type="pct"/>
+        <w:tblBorders>
+          <w:top w:val="single" w:sz="4" w:space="0" w:color="auto"/>
+          <w:left w:val="single" w:sz="4" w:space="0" w:color="auto"/>
+          <w:bottom w:val="single" w:sz="4" w:space="0" w:color="auto"/>
+          <w:right w:val="single" w:sz="4" w:space="0" w:color="auto"/>
+          <w:insideH w:val="single" w:sz="4" w:space="0" w:color="auto"/>
+          <w:insideV w:val="single" w:sz="4" w:space="0" w:color="auto"/>
+        </w:tblBorders>
+        <w:tblLayout w:type="autofit"/>
+      </w:tblPr>
+      <w:tblGrid>
+        <w:gridCol w:w="1500"/>
+        <w:gridCol w:w="3200"/>
+        <w:gridCol w:w="4300"/>
+      </w:tblGrid>
+      <w:tr>
+        <w:tc>
+          <w:tcPr>
+            <w:tcW w:w="1500" w:type="dxa"/>
+          </w:tcPr>
+          <w:p>
+            <w:pPr>
+              <w:spacing w:after="20"/>
+            </w:pPr>
+            <w:r>
+              <w:rPr>
+                <w:rFonts w:eastAsia="黑体" w:ascii="Times New Roman" w:hAnsi="Times New Roman"/>
+                <w:b/>
+                <w:sz w:val="21"/>
+              </w:rPr>
+              <w:t xml:space="preserve">评测维度</w:t>
+            </w:r>
+          </w:p>
+        </w:tc>
+        <w:tc>
+          <w:tcPr>
+            <w:tcW w:w="3200" w:type="dxa"/>
+          </w:tcPr>
+          <w:p>
+            <w:pPr>
+              <w:spacing w:after="20"/>
+            </w:pPr>
+            <w:r>
+              <w:rPr>
+                <w:rFonts w:eastAsia="黑体" w:ascii="Times New Roman" w:hAnsi="Times New Roman"/>
+                <w:b/>
+                <w:sz w:val="21"/>
+              </w:rPr>
+              <w:t xml:space="preserve">核心问题</w:t>
+            </w:r>
+          </w:p>
+        </w:tc>
+        <w:tc>
+          <w:tcPr>
+            <w:tcW w:w="4300" w:type="dxa"/>
+          </w:tcPr>
+          <w:p>
+            <w:pPr>
+              <w:spacing w:after="20"/>
+            </w:pPr>
+            <w:r>
+              <w:rPr>
+                <w:rFonts w:eastAsia="黑体" w:ascii="Times New Roman" w:hAnsi="Times New Roman"/>
+                <w:b/>
+                <w:sz w:val="21"/>
+              </w:rPr>
+              <w:t xml:space="preserve">主要指标/方法</w:t>
+            </w:r>
+          </w:p>
+        </w:tc>
+      </w:tr>
+      <w:tr>
+        <w:tc>
+          <w:tcPr>
+            <w:tcW w:w="1500" w:type="dxa"/>
+          </w:tcPr>
+          <w:p>
+            <w:pPr>
+              <w:spacing w:after="20"/>
+            </w:pPr>
+            <w:r>
+              <w:rPr>
+                <w:rFonts w:eastAsia="宋体" w:ascii="Times New Roman" w:hAnsi="Times New Roman"/>
+                <w:b w:val="0"/>
+                <w:sz w:val="21"/>
+              </w:rPr>
+              <w:t xml:space="preserve">融合增益</w:t>
+            </w:r>
+          </w:p>
+        </w:tc>
+        <w:tc>
+          <w:tcPr>
+            <w:tcW w:w="3200" w:type="dxa"/>
+          </w:tcPr>
+          <w:p>
+            <w:pPr>
+              <w:spacing w:after="20"/>
+            </w:pPr>
+            <w:r>
+              <w:rPr>
+                <w:rFonts w:eastAsia="宋体" w:ascii="Times New Roman" w:hAnsi="Times New Roman"/>
+                <w:b w:val="0"/>
+                <w:sz w:val="21"/>
+              </w:rPr>
+              <w:t xml:space="preserve">多模态是否优于单模态与简单拼接</w:t>
+            </w:r>
+          </w:p>
+        </w:tc>
+        <w:tc>
+          <w:tcPr>
+            <w:tcW w:w="4300" w:type="dxa"/>
+          </w:tcPr>
+          <w:p>
+            <w:pPr>
+              <w:spacing w:after="20"/>
+            </w:pPr>
+            <w:r>
+              <w:rPr>
+                <w:rFonts w:eastAsia="宋体" w:ascii="Times New Roman" w:hAnsi="Times New Roman"/>
+                <w:b w:val="0"/>
+                <w:sz w:val="21"/>
+              </w:rPr>
+              <w:t xml:space="preserve">全模态、最佳单模态、特征拼接三者的性能差</w:t>
+            </w:r>
+          </w:p>
+        </w:tc>
+      </w:tr>
+      <w:tr>
+        <w:tc>
+          <w:tcPr>
+            <w:tcW w:w="1500" w:type="dxa"/>
+          </w:tcPr>
+          <w:p>
+            <w:pPr>
+              <w:spacing w:after="20"/>
+            </w:pPr>
+            <w:r>
+              <w:rPr>
+                <w:rFonts w:eastAsia="宋体" w:ascii="Times New Roman" w:hAnsi="Times New Roman"/>
+                <w:b w:val="0"/>
+                <w:sz w:val="21"/>
+              </w:rPr>
+              <w:t xml:space="preserve">跨模态一致性</w:t>
+            </w:r>
+          </w:p>
+        </w:tc>
+        <w:tc>
+          <w:tcPr>
+            <w:tcW w:w="3200" w:type="dxa"/>
+          </w:tcPr>
+          <w:p>
+            <w:pPr>
+              <w:spacing w:after="20"/>
+            </w:pPr>
+            <w:r>
+              <w:rPr>
+                <w:rFonts w:eastAsia="宋体" w:ascii="Times New Roman" w:hAnsi="Times New Roman"/>
+                <w:b w:val="0"/>
+                <w:sz w:val="21"/>
+              </w:rPr>
+              <w:t xml:space="preserve">各模态贡献及是否过度依赖单一模态</w:t>
+            </w:r>
+          </w:p>
+        </w:tc>
+        <w:tc>
+          <w:tcPr>
+            <w:tcW w:w="4300" w:type="dxa"/>
+          </w:tcPr>
+          <w:p>
+            <w:pPr>
+              <w:spacing w:after="20"/>
+            </w:pPr>
+            <w:r>
+              <w:rPr>
+                <w:rFonts w:eastAsia="宋体" w:ascii="Times New Roman" w:hAnsi="Times New Roman"/>
+                <w:b w:val="0"/>
+                <w:sz w:val="21"/>
+              </w:rPr>
+              <w:t xml:space="preserve">模态消融的边际贡献、模态依赖度</w:t>
+            </w:r>
+          </w:p>
+        </w:tc>
+      </w:tr>
+      <w:tr>
+        <w:tc>
+          <w:tcPr>
+            <w:tcW w:w="1500" w:type="dxa"/>
+          </w:tcPr>
+          <w:p>
+            <w:pPr>
+              <w:spacing w:after="20"/>
+            </w:pPr>
+            <w:r>
+              <w:rPr>
+                <w:rFonts w:eastAsia="宋体" w:ascii="Times New Roman" w:hAnsi="Times New Roman"/>
+                <w:b w:val="0"/>
+                <w:sz w:val="21"/>
+              </w:rPr>
+              <w:t xml:space="preserve">缺失鲁棒性</w:t>
+            </w:r>
+          </w:p>
+        </w:tc>
+        <w:tc>
+          <w:tcPr>
+            <w:tcW w:w="3200" w:type="dxa"/>
+          </w:tcPr>
+          <w:p>
+            <w:pPr>
+              <w:spacing w:after="20"/>
+            </w:pPr>
+            <w:r>
+              <w:rPr>
+                <w:rFonts w:eastAsia="宋体" w:ascii="Times New Roman" w:hAnsi="Times New Roman"/>
+                <w:b w:val="0"/>
+                <w:sz w:val="21"/>
+              </w:rPr>
+              <w:t xml:space="preserve">缺失模态时是否稳定且如实降置信</w:t>
+            </w:r>
+          </w:p>
+        </w:tc>
+        <w:tc>
+          <w:tcPr>
+            <w:tcW w:w="4300" w:type="dxa"/>
+          </w:tcPr>
+          <w:p>
+            <w:pPr>
+              <w:spacing w:after="20"/>
+            </w:pPr>
+            <w:r>
+              <w:rPr>
+                <w:rFonts w:eastAsia="宋体" w:ascii="Times New Roman" w:hAnsi="Times New Roman"/>
+                <w:b w:val="0"/>
+                <w:sz w:val="21"/>
+              </w:rPr>
+              <w:t xml:space="preserve">缺失衰减曲线、置信度变化、是否触发复核</w:t>
+            </w:r>
+          </w:p>
+        </w:tc>
+      </w:tr>
+      <w:tr>
+        <w:tc>
+          <w:tcPr>
+            <w:tcW w:w="1500" w:type="dxa"/>
+          </w:tcPr>
+          <w:p>
+            <w:pPr>
+              <w:spacing w:after="20"/>
+            </w:pPr>
+            <w:r>
+              <w:rPr>
+                <w:rFonts w:eastAsia="宋体" w:ascii="Times New Roman" w:hAnsi="Times New Roman"/>
+                <w:b w:val="0"/>
+                <w:sz w:val="21"/>
+              </w:rPr>
+              <w:t xml:space="preserve">证候层性能</w:t>
+            </w:r>
+          </w:p>
+        </w:tc>
+        <w:tc>
+          <w:tcPr>
+            <w:tcW w:w="3200" w:type="dxa"/>
+          </w:tcPr>
+          <w:p>
+            <w:pPr>
+              <w:spacing w:after="20"/>
+            </w:pPr>
+            <w:r>
+              <w:rPr>
+                <w:rFonts w:eastAsia="宋体" w:ascii="Times New Roman" w:hAnsi="Times New Roman"/>
+                <w:b w:val="0"/>
+                <w:sz w:val="21"/>
+              </w:rPr>
+              <w:t xml:space="preserve">少见证候是否被总体指标掩盖</w:t>
+            </w:r>
+          </w:p>
+        </w:tc>
+        <w:tc>
+          <w:tcPr>
+            <w:tcW w:w="4300" w:type="dxa"/>
+          </w:tcPr>
+          <w:p>
+            <w:pPr>
+              <w:spacing w:after="20"/>
+            </w:pPr>
+            <w:r>
+              <w:rPr>
+                <w:rFonts w:eastAsia="宋体" w:ascii="Times New Roman" w:hAnsi="Times New Roman"/>
+                <w:b w:val="0"/>
+                <w:sz w:val="21"/>
+              </w:rPr>
+              <w:t xml:space="preserve">分证候准确率、查全率、查准率</w:t>
+            </w:r>
+          </w:p>
+        </w:tc>
+      </w:tr>
+      <w:tr>
+        <w:tc>
+          <w:tcPr>
+            <w:tcW w:w="1500" w:type="dxa"/>
+          </w:tcPr>
+          <w:p>
+            <w:pPr>
+              <w:spacing w:after="20"/>
+            </w:pPr>
+            <w:r>
+              <w:rPr>
+                <w:rFonts w:eastAsia="宋体" w:ascii="Times New Roman" w:hAnsi="Times New Roman"/>
+                <w:b w:val="0"/>
+                <w:sz w:val="21"/>
+              </w:rPr>
+              <w:t xml:space="preserve">解释质量</w:t>
+            </w:r>
+          </w:p>
+        </w:tc>
+        <w:tc>
+          <w:tcPr>
+            <w:tcW w:w="3200" w:type="dxa"/>
+          </w:tcPr>
+          <w:p>
+            <w:pPr>
+              <w:spacing w:after="20"/>
+            </w:pPr>
+            <w:r>
+              <w:rPr>
+                <w:rFonts w:eastAsia="宋体" w:ascii="Times New Roman" w:hAnsi="Times New Roman"/>
+                <w:b w:val="0"/>
+                <w:sz w:val="21"/>
+              </w:rPr>
+              <w:t xml:space="preserve">跨模态依据链是否正确完整</w:t>
+            </w:r>
+          </w:p>
+        </w:tc>
+        <w:tc>
+          <w:tcPr>
+            <w:tcW w:w="4300" w:type="dxa"/>
+          </w:tcPr>
+          <w:p>
+            <w:pPr>
+              <w:spacing w:after="20"/>
+            </w:pPr>
+            <w:r>
+              <w:rPr>
+                <w:rFonts w:eastAsia="宋体" w:ascii="Times New Roman" w:hAnsi="Times New Roman"/>
+                <w:b w:val="0"/>
+                <w:sz w:val="21"/>
+              </w:rPr>
+              <w:t xml:space="preserve">专家解释合理性评分、依据链完整度</w:t>
+            </w:r>
+          </w:p>
+        </w:tc>
+      </w:tr>
+      <w:tr>
+        <w:tc>
+          <w:tcPr>
+            <w:tcW w:w="1500" w:type="dxa"/>
+          </w:tcPr>
+          <w:p>
+            <w:pPr>
+              <w:spacing w:after="20"/>
+            </w:pPr>
+            <w:r>
+              <w:rPr>
+                <w:rFonts w:eastAsia="宋体" w:ascii="Times New Roman" w:hAnsi="Times New Roman"/>
+                <w:b w:val="0"/>
+                <w:sz w:val="21"/>
+              </w:rPr>
+              <w:t xml:space="preserve">校准与不确定性</w:t>
+            </w:r>
+          </w:p>
+        </w:tc>
+        <w:tc>
+          <w:tcPr>
+            <w:tcW w:w="3200" w:type="dxa"/>
+          </w:tcPr>
+          <w:p>
+            <w:pPr>
+              <w:spacing w:after="20"/>
+            </w:pPr>
+            <w:r>
+              <w:rPr>
+                <w:rFonts w:eastAsia="宋体" w:ascii="Times New Roman" w:hAnsi="Times New Roman"/>
+                <w:b w:val="0"/>
+                <w:sz w:val="21"/>
+              </w:rPr>
+              <w:t xml:space="preserve">置信度是否与真实正确率一致</w:t>
+            </w:r>
+          </w:p>
+        </w:tc>
+        <w:tc>
+          <w:tcPr>
+            <w:tcW w:w="4300" w:type="dxa"/>
+          </w:tcPr>
+          <w:p>
+            <w:pPr>
+              <w:spacing w:after="20"/>
+            </w:pPr>
+            <w:r>
+              <w:rPr>
+                <w:rFonts w:eastAsia="宋体" w:ascii="Times New Roman" w:hAnsi="Times New Roman"/>
+                <w:b w:val="0"/>
+                <w:sz w:val="21"/>
+              </w:rPr>
+              <w:t xml:space="preserve">期望校准误差、可靠性曲线</w:t>
+            </w:r>
+          </w:p>
+        </w:tc>
+      </w:tr>
+      <w:tr>
+        <w:tc>
+          <w:tcPr>
+            <w:tcW w:w="1500" w:type="dxa"/>
+          </w:tcPr>
+          <w:p>
+            <w:pPr>
+              <w:spacing w:after="20"/>
+            </w:pPr>
+            <w:r>
+              <w:rPr>
+                <w:rFonts w:eastAsia="宋体" w:ascii="Times New Roman" w:hAnsi="Times New Roman"/>
+                <w:b w:val="0"/>
+                <w:sz w:val="21"/>
+              </w:rPr>
+              <w:t xml:space="preserve">临床效用</w:t>
+            </w:r>
+          </w:p>
+        </w:tc>
+        <w:tc>
+          <w:tcPr>
+            <w:tcW w:w="3200" w:type="dxa"/>
+          </w:tcPr>
+          <w:p>
+            <w:pPr>
+              <w:spacing w:after="20"/>
+            </w:pPr>
+            <w:r>
+              <w:rPr>
+                <w:rFonts w:eastAsia="宋体" w:ascii="Times New Roman" w:hAnsi="Times New Roman"/>
+                <w:b w:val="0"/>
+                <w:sz w:val="21"/>
+              </w:rPr>
+              <w:t xml:space="preserve">是否真正改善医师辨证</w:t>
+            </w:r>
+          </w:p>
+        </w:tc>
+        <w:tc>
+          <w:tcPr>
+            <w:tcW w:w="4300" w:type="dxa"/>
+          </w:tcPr>
+          <w:p>
+            <w:pPr>
+              <w:spacing w:after="20"/>
+            </w:pPr>
+            <w:r>
+              <w:rPr>
+                <w:rFonts w:eastAsia="宋体" w:ascii="Times New Roman" w:hAnsi="Times New Roman"/>
+                <w:b w:val="0"/>
+                <w:sz w:val="21"/>
+              </w:rPr>
+              <w:t xml:space="preserve">人在回路准确率、决策时间、认知负荷</w:t>
+            </w:r>
+          </w:p>
+        </w:tc>
+      </w:tr>
+    </w:tbl>
     <w:p>
       <w:pPr>
         <w:pStyle w:val="Heading4"/>

--- a/第十章_中医药AI研究方法展望_教材化定稿.docx
+++ b/第十章_中医药AI研究方法展望_教材化定稿.docx
@@ -2149,11 +2149,11 @@
       </w:pPr>
       <w:r>
         <w:rPr>
-          <w:rFonts w:ascii="Times New Roman" w:hAnsi="Times New Roman" w:eastAsia="黑体"/>
+          <w:rFonts w:eastAsia="黑体" w:ascii="Times New Roman" w:hAnsi="Times New Roman"/>
           <w:b/>
           <w:sz w:val="30"/>
         </w:rPr>
-        <w:t>（九）生成式仿真与真实世界证据：方法学工具的新角色</w:t>
+        <w:t>（九）生成式仿真、数字孪生与真实世界证据：方法学工具的新角色</w:t>
       </w:r>
     </w:p>
     <w:p>
@@ -2164,11 +2164,11 @@
       </w:pPr>
       <w:r>
         <w:rPr>
-          <w:rFonts w:ascii="Times New Roman" w:hAnsi="Times New Roman" w:eastAsia="宋体"/>
+          <w:rFonts w:eastAsia="宋体" w:ascii="Times New Roman" w:hAnsi="Times New Roman"/>
           <w:b w:val="0"/>
           <w:sz w:val="24"/>
         </w:rPr>
-        <w:t>生成式大模型还可作为研究方法工具，用于构建虚拟病例、模拟医患对话、辅助研究方案设计和真实世界研究预演。与第九章真实世界证据相衔接，生成式仿真可用于训练模型、测试问诊策略、补充低风险教学场景和检验研究流程。需要严格区分仿真数据与真实证据：仿真数据可用于教学、系统测试和方法预演，不能直接替代临床真实世界数据形成疗效结论。</w:t>
+        <w:t>生成式大模型不仅是应用对象，也可作为研究方法工具，用于构建虚拟病例、模拟医患问诊对话、辅助研究方案设计与真实世界研究预演。与第九章真实世界证据相衔接，生成式仿真可用于训练与压力测试模型、检验问诊策略、补充低风险教学场景，并在正式研究开展前预演数据流程与分析方案，从而降低试错成本、暴露设计缺陷。</w:t>
       </w:r>
     </w:p>
     <w:p>
@@ -2179,11 +2179,41 @@
       </w:pPr>
       <w:r>
         <w:rPr>
-          <w:rFonts w:ascii="Times New Roman" w:hAnsi="Times New Roman" w:eastAsia="宋体"/>
+          <w:rFonts w:eastAsia="宋体" w:ascii="Times New Roman" w:hAnsi="Times New Roman"/>
           <w:b w:val="0"/>
           <w:sz w:val="24"/>
         </w:rPr>
-        <w:t>这一方向的规范要求包括：标明合成数据来源与生成方法；防止合成病例进入真实病例库；评估仿真数据与真实数据之间的分布差异；禁止用同一模型生成数据并评价自身能力；在论文和报告中单独披露合成数据占比。上述要求体现了研究诚信，也是生成式AI进入中医药研究方法学的底线。</w:t>
+        <w:t xml:space="preserve">数字孪生为这一方向提供了更具系统性的方法学框架。数字孪生指以真实个体或人群的多源数据为基础，构建可随新数据持续更新的动态虚拟模型，使其在计算环境中映射真实对象的状态与演变。在中医药场景中，数字孪生可在三个层次发挥作用。其一为个体层面，基于患者的四诊信息、体质辨识与病史构建虚拟患者，推演其证候随时间或干预而发生的演变，为个体化辨证论治提供先推演、后实施的参考。其二为队列层面，构建虚拟患者队列以开展计算机模拟试验，在正式临床研究前估计样本量、比较候选干预方案、识别潜在风险亚组；该层次与前述因果推断方法结合，可对不同治法的异质性效应作出初步推演。其三为流程层面，对诊疗路径或科研流程构建数字孪生，用于压力测试与方案优化。须强调，数字孪生的推演结果属于假设生成与方案预演，其结论必须经真实世界数据与临床研究检验，不能直接作为疗效证据。</w:t>
+      </w:r>
+    </w:p>
+    <w:p>
+      <w:pPr>
+        <w:jc w:val="both"/>
+        <w:ind w:firstLineChars="200" w:firstLine="480"/>
+        <w:spacing w:after="80" w:line="360" w:lineRule="auto"/>
+      </w:pPr>
+      <w:r>
+        <w:rPr>
+          <w:rFonts w:eastAsia="宋体" w:ascii="Times New Roman" w:hAnsi="Times New Roman"/>
+          <w:b w:val="0"/>
+          <w:sz w:val="24"/>
+        </w:rPr>
+        <w:t xml:space="preserve">正因如此，仿真数据与真实证据之间必须保持严格区分。仿真数据适用于教学演示、系统测试与方法预演，可以补充真实数据的不足、覆盖罕见情形，但不能直接替代临床真实世界数据形成疗效结论；一旦混淆二者，将从根本上动摇证据的可靠性。</w:t>
+      </w:r>
+    </w:p>
+    <w:p>
+      <w:pPr>
+        <w:jc w:val="both"/>
+        <w:ind w:firstLineChars="200" w:firstLine="480"/>
+        <w:spacing w:after="80" w:line="360" w:lineRule="auto"/>
+      </w:pPr>
+      <w:r>
+        <w:rPr>
+          <w:rFonts w:eastAsia="宋体" w:ascii="Times New Roman" w:hAnsi="Times New Roman"/>
+          <w:b w:val="0"/>
+          <w:sz w:val="24"/>
+        </w:rPr>
+        <w:t>为保障研究诚信，生成式仿真与数字孪生的应用须遵循若干规范，这些规范共同构成生成式人工智能进入中医药研究方法学的底线。首先，应明确标注合成数据的来源与生成方法，使其可被识别与追溯；其次，应在数据管理上设置隔离机制，防止合成病例混入真实病例库而污染真实证据；再次，应定量评估仿真数据与真实数据之间的分布差异，避免因分布偏移导致结论失真；复次，应避免以同一模型既生成数据又评价自身能力，以防自我印证式的虚假性能；最后，应在论文与报告中单独披露合成数据的占比与用途，接受同行审查。上述要求并非对生成式仿真与数字孪生的限制，而是确保其产出可信、可核验的前提。</w:t>
       </w:r>
     </w:p>
     <w:p>

--- a/第十章_中医药AI研究方法展望_教材化定稿.docx
+++ b/第十章_中医药AI研究方法展望_教材化定稿.docx
@@ -291,14 +291,14 @@
           <w:b/>
           <w:sz w:val="30"/>
         </w:rPr>
-        <w:t>（一）技术谱系与中医药适配对象</w:t>
+        <w:t xml:space="preserve">（一）技术谱系与中医药适配对象</w:t>
       </w:r>
     </w:p>
     <w:p>
       <w:pPr>
         <w:jc w:val="both"/>
         <w:ind w:firstLineChars="200" w:firstLine="480"/>
-        <w:spacing w:after="80" w:line="360" w:lineRule="auto"/>
+        <w:spacing w:after="120" w:line="360" w:lineRule="auto"/>
       </w:pPr>
       <w:r>
         <w:rPr>
@@ -306,14 +306,14 @@
           <w:b w:val="0"/>
           <w:sz w:val="24"/>
         </w:rPr>
-        <w:t>生成式大模型包括以文本生成和推理为核心的大语言模型，以图像、文本、语音、波形等联合理解为核心的多模态大模型，以及面向分子、蛋白、网络、知识图谱等科学对象的生成式模型。中医药研究中的适配对象具有明显的领域特征：其一，语义层面存在“证、候、病、方、药、法、机”等多级概念，且古今术语、不同流派术语并存；其二，临床层面强调四诊合参、辨证论治、因人因时因地制宜；其三，证据层面包含经典文献、名老中医经验、临床试验、真实世界研究、药理实验和组学证据等不同来源；其四，安全层面涉及用药禁忌、配伍禁忌、妊娠与儿童用药、肝肾功能异常等约束。</w:t>
+        <w:t xml:space="preserve">生成式大模型大致可分为三类：以文本生成与推理为核心的大语言模型，以图像、文本、语音、波形等联合理解为核心的多模态大模型，以及面向分子、蛋白、网络与知识图谱等科学对象的生成式模型。中医药研究中的适配对象具有鲜明的领域特征——概念层面存在证、候、病、方、药、法、机等多级范畴，且古今术语与不同流派术语并存；数据层面以古籍、医案、临床记录与多模态四诊信息为主，规模有限而异质性强；价值层面则始终以辨证论治逻辑、证据等级与临床安全为最终约束。</w:t>
       </w:r>
     </w:p>
     <w:p>
       <w:pPr>
         <w:jc w:val="both"/>
         <w:ind w:firstLineChars="200" w:firstLine="480"/>
-        <w:spacing w:after="80" w:line="360" w:lineRule="auto"/>
+        <w:spacing w:after="120" w:line="360" w:lineRule="auto"/>
       </w:pPr>
       <w:r>
         <w:rPr>
@@ -321,7 +321,7 @@
           <w:b w:val="0"/>
           <w:sz w:val="24"/>
         </w:rPr>
-        <w:t>因此，中医药生成式大模型不能仅以“能否生成流畅文本”作为评价标准。对研究生而言，更重要的训练目标是理解“领域适配”这一概念：领域适配不是把通用模型简单用于中医药问答，而是把中医药知识、数据、临床逻辑、证据等级、安全边界和伦理要求逐层转化为模型能够学习、调用、约束和接受评价的形式。</w:t>
+        <w:t xml:space="preserve">正因如此，中医药生成式模型的优劣不能仅以能否生成流畅文本来衡量。所谓领域适配，其实质是把中医药知识、临床逻辑、证据等级、安全边界与伦理要求逐层转化为模型能够学习、调用、约束并接受评价的形式，而不是把通用模型直接用于中医问答。后文讨论的若干适配路径正是围绕这一实质从不同侧面展开，其概要见表10-1。</w:t>
       </w:r>
     </w:p>
     <w:p>
@@ -336,21 +336,6 @@
           <w:sz w:val="21"/>
         </w:rPr>
         <w:t>表10-1　生成式大模型在中医药中的主要适配路径</w:t>
-      </w:r>
-    </w:p>
-    <w:p>
-      <w:pPr>
-        <w:jc w:val="both"/>
-        <w:ind w:firstLineChars="200" w:firstLine="480"/>
-        <w:spacing w:after="80" w:line="360" w:lineRule="auto"/>
-      </w:pPr>
-      <w:r>
-        <w:rPr>
-          <w:rFonts w:ascii="Times New Roman" w:hAnsi="Times New Roman" w:eastAsia="宋体"/>
-          <w:b w:val="0"/>
-          <w:sz w:val="24"/>
-        </w:rPr>
-        <w:t>第一列为“适配路径”，包括继续预训练、监督微调与对齐、参数高效微调、检索增强生成、知识图谱约束、智能体编排。第二列为“所需资源”，包括高质量语料、专家标注样本、低秩适配器、结构化知识库、术语本体、工具接口和安全规则。第三列为“适用任务”，包括古籍理解、医案结构化、辨证问答、方药推荐、临床决策支持、教学模拟、真实世界研究辅助。第四列为“主要风险”，包括灾难性遗忘、过度自信、幻觉、检索偏差、知识冲突、自动化偏见与责任边界不清。</w:t>
       </w:r>
     </w:p>
     <w:tbl>
@@ -932,14 +917,14 @@
           <w:b/>
           <w:sz w:val="30"/>
         </w:rPr>
-        <w:t>（二）继续预训练：从领域语料注入转向中医药知识基座建设</w:t>
+        <w:t xml:space="preserve">（二）知识的注入、约束与组合</w:t>
       </w:r>
     </w:p>
     <w:p>
       <w:pPr>
         <w:jc w:val="both"/>
         <w:ind w:firstLineChars="200" w:firstLine="480"/>
-        <w:spacing w:after="80" w:line="360" w:lineRule="auto"/>
+        <w:spacing w:after="120" w:line="360" w:lineRule="auto"/>
       </w:pPr>
       <w:r>
         <w:rPr>
@@ -947,14 +932,14 @@
           <w:b w:val="0"/>
           <w:sz w:val="24"/>
         </w:rPr>
-        <w:t>继续预训练是指在通用大模型基础上，使用领域语料继续训练模型，使其更好地掌握领域语言分布、概念共现关系与表达习惯。中医药领域已有研究围绕中医经典、教材、医案、方剂、药物说明、临床指南和问答数据构建专用语料，并训练出若干面向中医药任务的大模型。此类工作证明，领域语料能够提升模型对中医药术语、方药知识和诊疗表达的适应性。</w:t>
+        <w:t xml:space="preserve">要让模型真正习得中医药知识，关键在于把知识可靠地注入模型并加以约束。知识进入模型的途径可归纳为三个相互补充的侧面，即经由领域数据的继续预训练、经由少量参数的高效微调，以及经由结构化知识图谱的显式约束。三者分别回应了模型见过什么、如何低成本专精，以及生成时受何约束的问题，共同构成中医药知识工程在这一阶段的前景重心。</w:t>
       </w:r>
     </w:p>
     <w:p>
       <w:pPr>
         <w:jc w:val="both"/>
         <w:ind w:firstLineChars="200" w:firstLine="480"/>
-        <w:spacing w:after="80" w:line="360" w:lineRule="auto"/>
+        <w:spacing w:after="120" w:line="360" w:lineRule="auto"/>
       </w:pPr>
       <w:r>
         <w:rPr>
@@ -962,7 +947,7 @@
           <w:b w:val="0"/>
           <w:sz w:val="24"/>
         </w:rPr>
-        <w:t>下一阶段的关键任务不是单纯扩大语料规模，而是建设可治理、可追溯、可分级的中医药知识基座。知识基座至少包括三层。第一层是语料层，记录文本来源、版本、年代、流派、适用范围和版权状态。第二层是术语层，建立病名、证候、症状、治法、方剂、中药、穴位、炮制、剂量等概念的规范表示及同义词映射。第三层是证据层，对经典记载、专家经验、观察性研究、随机对照试验、系统评价、药理实验等不同证据赋予来源标签与证据等级。</w:t>
+        <w:t xml:space="preserve">就数据侧而言，继续预训练在通用大模型之上以中医经典、医案、方剂与临床指南等领域语料续训。已有面向中医药任务的领域模型表明这条路径切实可行，而其前景已不在于语料规模的扩张，而在于建设可治理、可追溯、可分级的中医药知识基座。这一基座大致包含三层：语料层记录每一文本的来源、版本、年代、流派与版权状态，使训练数据可被审计；术语层建立病名、证候、症状、治法、方剂、中药、穴位等概念的规范表示与同义映射，化解古今与流派术语并存的歧义；证据层则区分经典记载、专家经验、观察性研究与随机对照试验等不同来源的证据等级，使模型在调用知识时能够分辨其强度。</w:t>
       </w:r>
     </w:p>
     <w:p>
@@ -999,7 +984,7 @@
       <w:pPr>
         <w:jc w:val="both"/>
         <w:ind w:firstLineChars="200" w:firstLine="480"/>
-        <w:spacing w:after="80" w:line="360" w:lineRule="auto"/>
+        <w:spacing w:after="120" w:line="360" w:lineRule="auto"/>
       </w:pPr>
       <w:r>
         <w:rPr>
@@ -1007,14 +992,14 @@
           <w:b w:val="0"/>
           <w:sz w:val="24"/>
         </w:rPr>
-        <w:t>继续预训练面临三项技术难题。第一，灾难性遗忘，即模型吸收中医药语料后损害通用语言理解和通用推理能力。该问题要求研究者比较不同训练配比、学习率、参数冻结策略和混合语料策略。第二，古籍语义的高密度与多义性。古籍文本短小、含义丰富、语境依赖强，单纯依赖下一个词预测难以学习完整的辨证逻辑，因而需要实体识别、关系抽取、语义对齐和专家校验共同参与。第三，语料代表性与偏倚治理。若语料过度集中于某一地域、某一流派或某一专病，模型将固化局部经验，降低跨场景适用性。</w:t>
+        <w:t xml:space="preserve">知识基座的建设仍受制于若干尚未解决的问题，其中最受关注的是灾难性遗忘，即模型在吸收中医药语料后可能损害原有的通用语言与推理能力。若以混合比例 \(r=D_t/(D_t+D_g)\) 表示领域语料 \(D_t\) 与通用语料 \(D_g\) 的占比，则 \(r\) 过高会使通用能力明显下降，\(r\) 过低又使领域知识注入不足；可行的做法是把 \(r\) 设为可调超参数，在保留一定比例通用语料作为复习样本的前提下，依据领域能力与通用能力两轴指标共同确定取值，而非一味追求领域语料占比最大化。古籍语义的高密度与多义性、语料的代表性与偏倚治理同样有待解决，需要实体识别、关系抽取与专家校验的配合，使知识基座的治理成为一项持续工程。</w:t>
       </w:r>
     </w:p>
     <w:p>
       <w:pPr>
         <w:jc w:val="both"/>
         <w:ind w:firstLineChars="200" w:firstLine="480"/>
-        <w:spacing w:after="80" w:line="360" w:lineRule="auto"/>
+        <w:spacing w:after="120" w:line="360" w:lineRule="auto"/>
       </w:pPr>
       <w:r>
         <w:rPr>
@@ -1022,14 +1007,14 @@
           <w:b w:val="0"/>
           <w:sz w:val="24"/>
         </w:rPr>
-        <w:t xml:space="preserve">针对灾难性遗忘，教材给出一种可操作的语料配比表述。设领域语料规模为 \(D_t\)，通用语料规模为 \(D_g\)，继续预训练时的混合比例定义为 \(r=D_t/(D_t+D_g)\)。当 \(r\) 趋近于 1 时，模型快速吸收中医药知识，但通用语言理解与通用推理能力下降明显；当 \(r\) 过小时，领域知识注入不足。实践中应将 \(r\) 设为可调超参数，在保留一定比例通用语料（即复习样本）的前提下，依据验证集上的通用能力指标与领域能力指标共同确定取值，而非单纯追求领域语料占比最大化。复习样本以梯度层面持续约束模型，使其在学习新分布的同时保留旧分布，这一策略与参数冻结、低秩适配相互补充，共同构成缓解灾难性遗忘的工程手段。</w:t>
+        <w:t xml:space="preserve">就参数侧而言，参数高效微调通过仅调整少量参数实现领域适配，使实验室与临床科室能够以较低成本围绕专病、专科或流派构建轻量化模型模块。其前景在于可组合适配，即把脾胃病、肿瘤、针灸、中药安全、古籍理解等知识分别训练为适配器，在任务启动时按需加载。当某一患者同时涉及消化系统症状、妊娠状态与中西药相互作用风险时，系统须同时调用相应模块，并在治疗模块与安全模块发生冲突时优先执行安全规则。这一方向尚需回应两个问题，其一是模块融合后可能产生知识冲突，性能评价不能只看单任务准确率，还须检测模块之间的一致性；其二是适配器的版本、来源与适用边界需要制度化管理，否则不同团队训练的模块难以进入临床与教学。</w:t>
       </w:r>
     </w:p>
     <w:p>
       <w:pPr>
         <w:jc w:val="both"/>
         <w:ind w:firstLineChars="200" w:firstLine="480"/>
-        <w:spacing w:after="80" w:line="360" w:lineRule="auto"/>
+        <w:spacing w:after="120" w:line="360" w:lineRule="auto"/>
       </w:pPr>
       <w:r>
         <w:rPr>
@@ -1037,7 +1022,7 @@
           <w:b w:val="0"/>
           <w:sz w:val="24"/>
         </w:rPr>
-        <w:t xml:space="preserve">灾难性遗忘的评价不应只观察领域任务准确率，而应建立“领域能力—通用能力”双轴评价：一轴记录中医药术语识别、医案结构化、辨证问答等领域指标，另一轴记录通用语言理解、常识推理与数学推理等通用指标。只有当领域指标提升而通用指标无显著下降时，继续预训练才被判定为有效。该评价方式要求在训练前预先固定通用能力基线，并在每个训练检查点同步测量两轴指标。</w:t>
+        <w:t xml:space="preserve">就符号侧而言，知识图谱把实体与关系结构化，使模型在生成时接受症状、证候、治法、方药与禁忌之间的显式约束，从而把分散的知识固化为可核验的推理边界。知识图谱约束既支撑下一小节讨论的检索增强推理，也是第二节神经符号方法与因果解释的基础，其与因果推断结合的机制将在第二节展开，此处不再重复。三个侧面并非彼此孤立：知识基座为继续预训练与检索提供可靠语料，适配器使知识可按场景组合，知识图谱则为生成划定边界，三者协同方能使中医药知识真正做到可注入、可约束、可组合。</w:t>
       </w:r>
     </w:p>
     <w:p>
@@ -1053,14 +1038,14 @@
           <w:b/>
           <w:sz w:val="30"/>
         </w:rPr>
-        <w:t>（三）对齐技术：从模仿专家回答转向对齐辨证论治过程</w:t>
+        <w:t xml:space="preserve">（三）辨证推理的过程对齐</w:t>
       </w:r>
     </w:p>
     <w:p>
       <w:pPr>
         <w:jc w:val="both"/>
         <w:ind w:firstLineChars="200" w:firstLine="480"/>
-        <w:spacing w:after="80" w:line="360" w:lineRule="auto"/>
+        <w:spacing w:after="120" w:line="360" w:lineRule="auto"/>
       </w:pPr>
       <w:r>
         <w:rPr>
@@ -1068,14 +1053,14 @@
           <w:b w:val="0"/>
           <w:sz w:val="24"/>
         </w:rPr>
-        <w:t>监督微调使模型学习专家示范答案；基于反馈的强化学习使模型输出更符合人类偏好；基于AI反馈的强化学习在专家反馈不足时提供辅助信号。中医药领域使用这些方法时，应当把对齐目标从“语言形式相似”提升到“诊疗逻辑相符”。一个中医药问答答案即使语言规范，也仍需接受辨证依据、治法选择、方药配伍、剂量禁忌和转诊建议的检查。</w:t>
+        <w:t xml:space="preserve">监督微调使模型学习专家示范，基于人类或AI反馈的强化学习使输出更合乎偏好，这些通用对齐手段已较为成熟。中医药领域的前景并不在于复用它们，而在于把对齐目标由语言形式相似推进到辨证论治过程相符。一个答案即便语言规范，仍须在辨证依据、治法选择、方药配伍、剂量禁忌与转诊建议上经得起检验，方能视为真正对齐。</w:t>
       </w:r>
     </w:p>
     <w:p>
       <w:pPr>
         <w:jc w:val="both"/>
         <w:ind w:firstLineChars="200" w:firstLine="480"/>
-        <w:spacing w:after="80" w:line="360" w:lineRule="auto"/>
+        <w:spacing w:after="120" w:line="360" w:lineRule="auto"/>
       </w:pPr>
       <w:r>
         <w:rPr>
@@ -1083,7 +1068,7 @@
           <w:b w:val="0"/>
           <w:sz w:val="24"/>
         </w:rPr>
-        <w:t>对齐辨证论治过程需要建立过程监督。过程监督不是只判断最终答案是否正确，而是把模型生成过程拆分为若干可评价环节：主诉与症状抽取、四诊信息补全、病位病性分析、证候判断、治法确定、方药或针灸方案生成、安全禁忌核查、解释与随访建议。每一环节均可设置专家评分、规则核查或知识图谱约束。</w:t>
+        <w:t xml:space="preserve">实现这一目标的关键，是从结果对齐走向过程对齐与过程监督。过程监督不只判断最终答案是否正确，而是把生成过程拆分为主诉与症状抽取、四诊信息补全、病位病性分析、证候判断、治法确定、方药或针灸方案生成、安全禁忌核查以及解释与随访建议等环节，并在每一环节施加专家评分、规则核查或知识图谱约束，模型须在关键环节通过校验后方可进入下一步生成。</w:t>
       </w:r>
     </w:p>
     <w:p>
@@ -1119,7 +1104,7 @@
       <w:pPr>
         <w:jc w:val="both"/>
         <w:ind w:firstLineChars="200" w:firstLine="480"/>
-        <w:spacing w:after="80" w:line="360" w:lineRule="auto"/>
+        <w:spacing w:after="120" w:line="360" w:lineRule="auto"/>
       </w:pPr>
       <w:r>
         <w:rPr>
@@ -1127,7 +1112,7 @@
           <w:b w:val="0"/>
           <w:sz w:val="24"/>
         </w:rPr>
-        <w:t>过程监督还涉及争议。第一种观点强调专家经验，认为应以高水平中医师的辨证路径作为金标准；第二种观点强调群体共识，认为中医辨证存在主观性，应通过多专家标注、共识会议和一致性统计获得更稳健标签；第三种观点强调证据约束，认为模型输出必须接受现代循证证据与安全规则检查。三种观点并不互相排斥。教材建议的研究设计是：以专家经验形成高质量示范，以群体共识降低个体偏倚，以证据约束和安全规则形成最终边界。</w:t>
+        <w:t xml:space="preserve">过程对齐的标签从何而来，目前存在不同取向。一种取向以高水平中医师的辨证路径为金标准，强调专家经验的权威；另一种取向考虑到辨证本身的主观性，主张通过多专家标注与共识统计获得更稳健的标签；还有一种取向强调模型输出须接受现代循证证据与安全规则的约束。三者并不互相排斥，较为稳妥的研究设计是以专家示范保证质量，以群体共识降低个体偏倚，以证据与安全规则划定最终边界。由此可见，辨证推理的对齐能否真正落地，最终取决于过程级标注与过程级评价能否同步成熟。</w:t>
       </w:r>
     </w:p>
     <w:p>
@@ -1143,14 +1128,14 @@
           <w:b/>
           <w:sz w:val="30"/>
         </w:rPr>
-        <w:t>（四）参数高效微调：从低成本训练转向可组合知识模块</w:t>
+        <w:t xml:space="preserve">（四）检索增强生成与可查证推理</w:t>
       </w:r>
     </w:p>
     <w:p>
       <w:pPr>
         <w:jc w:val="both"/>
         <w:ind w:firstLineChars="200" w:firstLine="480"/>
-        <w:spacing w:after="80" w:line="360" w:lineRule="auto"/>
+        <w:spacing w:after="120" w:line="360" w:lineRule="auto"/>
       </w:pPr>
       <w:r>
         <w:rPr>
@@ -1158,14 +1143,14 @@
           <w:b w:val="0"/>
           <w:sz w:val="24"/>
         </w:rPr>
-        <w:t>参数高效微调通过调整少量参数实现领域适配，常见方法包括低秩适配、提示调优、前缀调优和适配器模块。对中医药研究者而言，该技术的重要价值在于降低训练成本，使实验室、医院科室和研究团队能够围绕专病、专科、流派或特定任务构建轻量化模型模块。</w:t>
+        <w:t xml:space="preserve">检索增强生成在模型作答前先检索外部文献、指南、医案与知识库，使回答尽量基于可核验的依据而非参数记忆。对中医药而言，这一路径的前景在于支撑高风险任务的可查证、可审计推理，因为中医药知识来源多样、术语复杂、证据等级差异明显，单凭模型内部记忆既难以保证临床安全，也无法满足教学与监管对可追溯性的要求。</w:t>
       </w:r>
     </w:p>
     <w:p>
       <w:pPr>
         <w:jc w:val="both"/>
         <w:ind w:firstLineChars="200" w:firstLine="480"/>
-        <w:spacing w:after="80" w:line="360" w:lineRule="auto"/>
+        <w:spacing w:after="120" w:line="360" w:lineRule="auto"/>
       </w:pPr>
       <w:r>
         <w:rPr>
@@ -1173,68 +1158,7 @@
           <w:b w:val="0"/>
           <w:sz w:val="24"/>
         </w:rPr>
-        <w:t>未来的关键方向是可组合适配。可以将脾胃病、肿瘤、针灸、妇科、儿科、中药安全、古籍理解等知识分别训练为适配器模块。临床或科研任务启动时，系统根据问题类型加载相应模块，并通过冲突检测机制处理多个模块之间的不一致。例如，某一患者同时涉及消化系统症状、妊娠状态和中药相互作用风险，系统需要同时调用“脾胃病辨证模块”“妊娠用药安全模块”和“中西药相互作用模块”，并在安全模块与治疗模块出现冲突时优先执行安全规则。</w:t>
-      </w:r>
-    </w:p>
-    <w:p>
-      <w:pPr>
-        <w:jc w:val="both"/>
-        <w:ind w:firstLineChars="200" w:firstLine="480"/>
-        <w:spacing w:after="80" w:line="360" w:lineRule="auto"/>
-      </w:pPr>
-      <w:r>
-        <w:rPr>
-          <w:rFonts w:ascii="Times New Roman" w:hAnsi="Times New Roman" w:eastAsia="宋体"/>
-          <w:b w:val="0"/>
-          <w:sz w:val="24"/>
-        </w:rPr>
-        <w:t>可组合适配面临两类研究问题。第一，适配器融合后的性能评价不能只看单任务准确率，还要评价模块之间是否产生知识冲突。第二，适配器的版本管理、来源追溯和适用边界需要制度化，否则不同团队训练的模块难以进入临床或教学场景。</w:t>
-      </w:r>
-    </w:p>
-    <w:p>
-      <w:pPr>
-        <w:pStyle w:val="Heading4"/>
-        <w:jc w:val="left"/>
-        <w:ind w:firstLineChars="200" w:firstLine="480"/>
-        <w:spacing w:after="120"/>
-      </w:pPr>
-      <w:r>
-        <w:rPr>
-          <w:rFonts w:ascii="Times New Roman" w:hAnsi="Times New Roman" w:eastAsia="黑体"/>
-          <w:b/>
-          <w:sz w:val="30"/>
-        </w:rPr>
-        <w:t>（五）检索增强生成与知识图谱：构建可查证、可审计的中医药推理</w:t>
-      </w:r>
-    </w:p>
-    <w:p>
-      <w:pPr>
-        <w:jc w:val="both"/>
-        <w:ind w:firstLineChars="200" w:firstLine="480"/>
-        <w:spacing w:after="80" w:line="360" w:lineRule="auto"/>
-      </w:pPr>
-      <w:r>
-        <w:rPr>
-          <w:rFonts w:ascii="Times New Roman" w:hAnsi="Times New Roman" w:eastAsia="宋体"/>
-          <w:b w:val="0"/>
-          <w:sz w:val="24"/>
-        </w:rPr>
-        <w:t>检索增强生成通过在模型回答前检索外部文献、指南、医案或知识库，减少无依据生成。知识图谱则把实体与关系结构化，使模型在生成时接受“症状—证候—治法—方药—禁忌”的显式约束。中医药场景中，二者结合具有突出的必要性：中医药知识体系来源多样、术语复杂、证据等级差异明显，仅依赖模型内部参数记忆无法满足临床安全与教学可追溯要求。</w:t>
-      </w:r>
-    </w:p>
-    <w:p>
-      <w:pPr>
-        <w:jc w:val="both"/>
-        <w:ind w:firstLineChars="200" w:firstLine="480"/>
-        <w:spacing w:after="80" w:line="360" w:lineRule="auto"/>
-      </w:pPr>
-      <w:r>
-        <w:rPr>
-          <w:rFonts w:ascii="Times New Roman" w:hAnsi="Times New Roman" w:eastAsia="宋体"/>
-          <w:b w:val="0"/>
-          <w:sz w:val="24"/>
-        </w:rPr>
-        <w:t>RAG与知识图谱结合的基本流程如下。第一，用户输入被结构化为症状、体征、舌脉、既往史、用药史等字段。第二，系统检索与问题相关的教材条目、指南、药典、医案、临床研究和知识图谱路径。第三，模型基于检索结果生成初步辨证和解释。第四，知识图谱对证候—治法—方药路径进行一致性检查。第五，安全规则库检查禁忌、剂量、相互作用和转诊提示。第六，系统输出答案并列出关键依据来源。</w:t>
+        <w:t xml:space="preserve">一个面向中医药的检索增强系统，通常先把用户输入结构化为症状、体征、舌脉、既往史与用药史等字段，再检索相关的教材、指南、药典、医案与知识图谱路径；模型据此生成初步辨证与解释之后，由知识图谱对证候、治法与方药的路径作一致性检查，安全规则库进一步核查禁忌、剂量与相互作用，最终在给出答案的同时列出关键依据来源。知识图谱约束在此承担生成后的核验角色，与上一小节所述的符号侧约束相互呼应。</w:t>
       </w:r>
     </w:p>
     <w:p>
@@ -1271,7 +1195,7 @@
       <w:pPr>
         <w:jc w:val="both"/>
         <w:ind w:firstLineChars="200" w:firstLine="480"/>
-        <w:spacing w:after="80" w:line="360" w:lineRule="auto"/>
+        <w:spacing w:after="120" w:line="360" w:lineRule="auto"/>
       </w:pPr>
       <w:r>
         <w:rPr>
@@ -1279,37 +1203,7 @@
           <w:b w:val="0"/>
           <w:sz w:val="24"/>
         </w:rPr>
-        <w:t>RAG并不能自动消除幻觉。其效果取决于检索库质量、检索召回率、证据排序、生成模型是否忠实于检索内容，以及系统是否能识别检索结果冲突。研究生在设计RAG系统时，应报告至少四类指标：检索召回率、回答正确率、依据忠实度、禁忌漏检率。对于高风险任务，还应记录低置信触发人工复核的比例。</w:t>
-      </w:r>
-    </w:p>
-    <w:p>
-      <w:pPr>
-        <w:jc w:val="both"/>
-        <w:ind w:firstLineChars="200" w:firstLine="480"/>
-        <w:spacing w:after="80" w:line="360" w:lineRule="auto"/>
-      </w:pPr>
-      <w:r>
-        <w:rPr>
-          <w:rFonts w:ascii="Times New Roman" w:hAnsi="Times New Roman" w:eastAsia="宋体"/>
-          <w:b w:val="0"/>
-          <w:sz w:val="24"/>
-        </w:rPr>
-        <w:t xml:space="preserve">为使检索增强生成的评价指标可计算，教材给出形式化定义。设某次问答检索返回的依据集合为 \(R\)，人工标注的相关依据全集为 \(G\)，则检索召回率定义为 \(|R\cap G|/|G|\)，用于衡量系统是否找全了应当依据的证据。依据忠实度定义为生成答案中可由 \(R\) 直接支持的论断数占答案全部论断数的比例，用于衡量模型是否“按检索结果作答”而非凭参数记忆杜撰。禁忌漏检率定义为应当触发禁忌警示却未触发的病例数占全部含禁忌病例数的比例，在高风险任务中权重最高。回答正确率则由专家依据辨证依据、治法、方药与安全性综合判定。</w:t>
-      </w:r>
-    </w:p>
-    <w:p>
-      <w:pPr>
-        <w:jc w:val="both"/>
-        <w:ind w:firstLineChars="200" w:firstLine="480"/>
-        <w:spacing w:after="80" w:line="360" w:lineRule="auto"/>
-      </w:pPr>
-      <w:r>
-        <w:rPr>
-          <w:rFonts w:ascii="Times New Roman" w:hAnsi="Times New Roman" w:eastAsia="宋体"/>
-          <w:b w:val="0"/>
-          <w:sz w:val="24"/>
-        </w:rPr>
-        <w:t xml:space="preserve">四类指标之间存在制约关系。提高检索召回率会引入更多噪声依据，可能降低依据忠实度；为压低禁忌漏检率而扩大警示范围，会提高误报率并干扰正常输出。教材建议在高风险任务中以禁忌漏检率为首要约束，在其约束下优化其余指标，并对低置信病例设置人工复核触发线，记录触发比例作为系统安全性的过程指标。</w:t>
+        <w:t xml:space="preserve">检索增强并不能自动消除幻觉，其成效取决于检索库质量、召回率、证据排序以及生成是否忠实于检索内容。因此，评价一个中医药检索增强系统至少应报告四类指标。检索召回率定义为返回依据集合 \(R\) 与人工标注相关依据全集 \(G\) 的交集占 \(G\) 的比例，用以衡量证据是否找全；依据忠实度为答案中可由 \(R\) 直接支持的论断占比，用以衡量模型是否按依据作答；禁忌漏检率为应触发却未触发禁忌警示的病例占比，在高风险任务中权重最高；回答正确率则由专家综合辨证、治法、方药与安全性加以判定。这些指标彼此制约，提高召回会引入噪声而拉低忠实度，扩大禁忌警示又会增加误报，因而在高风险任务中宜以禁忌漏检率为首要约束，并记录低置信触发人工复核的比例，作为系统安全性的过程指标。</w:t>
       </w:r>
     </w:p>
     <w:p>
@@ -1325,7 +1219,7 @@
           <w:b/>
           <w:sz w:val="30"/>
         </w:rPr>
-        <w:t>（六）智能体与多智能体协作：从问答系统转向临床与科研工作流</w:t>
+        <w:t xml:space="preserve">（五）多智能体协作的临床与科研工作流</w:t>
       </w:r>
     </w:p>
     <w:p>
@@ -1491,7 +1385,7 @@
           <w:b/>
           <w:sz w:val="30"/>
         </w:rPr>
-        <w:t>（七）多模态大模型与四诊合参：从单模态识别转向证候表征融合</w:t>
+        <w:t xml:space="preserve">（六）四诊合参的中医多模态大模型</w:t>
       </w:r>
     </w:p>
     <w:p>
@@ -2096,6 +1990,22 @@
     </w:tbl>
     <w:p>
       <w:pPr>
+        <w:pStyle w:val="Heading3"/>
+        <w:jc w:val="left"/>
+        <w:ind w:firstLineChars="200" w:firstLine="480"/>
+        <w:spacing w:after="160"/>
+      </w:pPr>
+      <w:r>
+        <w:rPr>
+          <w:rFonts w:ascii="Times New Roman" w:hAnsi="Times New Roman" w:eastAsia="黑体"/>
+          <w:b/>
+          <w:sz w:val="32"/>
+        </w:rPr>
+        <w:t xml:space="preserve">二、生成式大模型支撑的中医药科研新范式</w:t>
+      </w:r>
+    </w:p>
+    <w:p>
+      <w:pPr>
         <w:pStyle w:val="Heading4"/>
         <w:jc w:val="left"/>
         <w:ind w:firstLineChars="200" w:firstLine="480"/>
@@ -2107,14 +2017,14 @@
           <w:b/>
           <w:sz w:val="30"/>
         </w:rPr>
-        <w:t>（八）科学发现AI、隐私计算与边缘部署：支撑中医药科研新范式</w:t>
+        <w:t xml:space="preserve">（一）生成式科学发现、联邦协作与边缘部署</w:t>
       </w:r>
     </w:p>
     <w:p>
       <w:pPr>
         <w:jc w:val="both"/>
         <w:ind w:firstLineChars="200" w:firstLine="480"/>
-        <w:spacing w:after="80" w:line="360" w:lineRule="auto"/>
+        <w:spacing w:after="120" w:line="360" w:lineRule="auto"/>
       </w:pPr>
       <w:r>
         <w:rPr>
@@ -2122,14 +2032,14 @@
           <w:b w:val="0"/>
           <w:sz w:val="24"/>
         </w:rPr>
-        <w:t>生成式模型已从文本生成扩展到分子生成、网络生成和机制假说生成。在中药研究中，AI可用于中药—成分—靶点—疾病关系挖掘、中西药相互作用预测、复方作用机制假说构建、候选分子筛选和药效物质基础研究。该方向的定位应当明确：AI是科研假说生成与证据整合工具，不是实验结论的替代者。所有由模型生成的候选成分、靶点和机制链条，均需通过药理实验、组学验证或临床研究进一步确认。</w:t>
+        <w:t xml:space="preserve">生成式模型的能力已从文本生成扩展到分子生成、网络生成与机制假说生成。在中药研究中，生成式模型可用于中药、成分、靶点与疾病关系的挖掘，可用于中西药相互作用预测、复方作用机制假说构建、候选分子筛选以及药效物质基础研究。需要明确的是，此类方法在科研流程中扮演的是假说生成与证据整合的角色，而非实验结论的替代者，所有由模型生成的候选成分、靶点与机制链条都必须经由药理实验、组学验证或临床研究进一步确认，方能进入证据体系。正因如此，其价值不在于直接给出结论，而在于从浩繁的化合物与靶点空间中高效缩小搜索范围、提出可检验的研究假设。</w:t>
       </w:r>
     </w:p>
     <w:p>
       <w:pPr>
         <w:jc w:val="both"/>
         <w:ind w:firstLineChars="200" w:firstLine="480"/>
-        <w:spacing w:after="80" w:line="360" w:lineRule="auto"/>
+        <w:spacing w:after="120" w:line="360" w:lineRule="auto"/>
       </w:pPr>
       <w:r>
         <w:rPr>
@@ -2137,7 +2047,37 @@
           <w:b w:val="0"/>
           <w:sz w:val="24"/>
         </w:rPr>
-        <w:t>中医药数据普遍具有隐私敏感、样本分散、机构间标准不一等特点。联邦学习、隐私计算和边缘部署可为多中心协作提供技术基础。联邦学习允许各机构在数据不出域的条件下共同训练模型；隐私计算用于降低敏感信息泄露风险；边缘部署使基层医疗机构能够在本地使用小而专的模型。三者结合后，可形成“中心知识基座—机构本地模型—安全参数更新—持续评测监测”的协作网络。</w:t>
+        <w:t xml:space="preserve">中医药数据普遍具有隐私敏感、样本分散、机构间标准不一等特点，单一机构往往难以独立积累足以训练高质量模型的数据规模。联邦学习为此提供了一条在数据不出域前提下实现多中心协作的技术路径，各参与机构以本地数据训练模型，仅将梯度或模型参数等中间结果上传至中心节点进行聚合，原始病例数据始终保留在本地，从而在不集中汇聚数据的条件下获得接近集中训练的模型性能。</w:t>
+      </w:r>
+    </w:p>
+    <w:p>
+      <w:pPr>
+        <w:jc w:val="both"/>
+        <w:ind w:firstLineChars="200" w:firstLine="480"/>
+        <w:spacing w:after="120" w:line="360" w:lineRule="auto"/>
+      </w:pPr>
+      <w:r>
+        <w:rPr>
+          <w:rFonts w:ascii="Times New Roman" w:hAnsi="Times New Roman" w:eastAsia="宋体"/>
+          <w:b w:val="0"/>
+          <w:sz w:val="24"/>
+        </w:rPr>
+        <w:t xml:space="preserve">在中医药多中心协作中，联邦学习的落地须充分考虑数据分布的特殊性。不同机构的患者人群、流派习惯与电子病历结构存在差异，数据呈非独立同分布，直接聚合可能导致模型在部分机构上性能下降，须借助个性化联邦学习或在聚合时赋予差异化权重加以缓解。各机构的术语与标注标准不一，须在协作前建立统一的术语映射与标注规范，否则参数聚合会放大语义噪声。参数传递本身仍存在隐私泄露风险，须与差分隐私、安全多方计算或同态加密等技术结合，对上传的梯度施加噪声或加密保护，进一步降低从中间结果反推原始数据的可能。此外，跨机构通信与本地算力构成现实约束，需要在聚合频率、模型规模与通信开销之间作出权衡。</w:t>
+      </w:r>
+    </w:p>
+    <w:p>
+      <w:pPr>
+        <w:jc w:val="both"/>
+        <w:ind w:firstLineChars="200" w:firstLine="480"/>
+        <w:spacing w:after="120" w:line="360" w:lineRule="auto"/>
+      </w:pPr>
+      <w:r>
+        <w:rPr>
+          <w:rFonts w:ascii="Times New Roman" w:hAnsi="Times New Roman" w:eastAsia="宋体"/>
+          <w:b w:val="0"/>
+          <w:sz w:val="24"/>
+        </w:rPr>
+        <w:t xml:space="preserve">隐私计算与边缘部署进一步完善了这一协作体系。隐私计算通过密码学与扰动机制，使敏感信息在可用而不可见的前提下参与计算，为跨机构数据流通提供合规保障；边缘部署则将小而专的模型下沉到基层医疗机构，使其在本地完成推理而无须将数据上传云端，既保护隐私，又适应基层算力有限、网络条件不一的现实。三者协同，可形成一个层次化的协作网络，由中心层维护可治理的中医药知识基座并负责参数聚合，机构层在本地训练并运行贴合自身人群的模型，参数更新在隐私保护下安全回传，整个网络辅以持续的评测与监测，以便及时发现性能漂移并触发再校准。这一范式使中医药科研得以在尊重数据主权与患者隐私的前提下汇聚多中心智慧。</w:t>
       </w:r>
     </w:p>
     <w:p>
@@ -2153,7 +2093,7 @@
           <w:b/>
           <w:sz w:val="30"/>
         </w:rPr>
-        <w:t>（九）生成式仿真、数字孪生与真实世界证据：方法学工具的新角色</w:t>
+        <w:t xml:space="preserve">（二）生成式仿真、数字孪生与真实世界证据</w:t>
       </w:r>
     </w:p>
     <w:p>
@@ -2229,7 +2169,7 @@
           <w:b/>
           <w:sz w:val="32"/>
         </w:rPr>
-        <w:t>二、下一代AI技术在中医药中的应用展望</w:t>
+        <w:t xml:space="preserve">三、下一代AI技术在中医药中的应用展望</w:t>
       </w:r>
     </w:p>
     <w:p>

--- a/第十章_中医药AI研究方法展望_教材化定稿.docx
+++ b/第十章_中医药AI研究方法展望_教材化定稿.docx
@@ -1070,6 +1070,14 @@
         </w:rPr>
         <w:t xml:space="preserve">实现这一目标的关键，是从结果对齐走向过程对齐与过程监督。过程监督不只判断最终答案是否正确，而是把生成过程拆分为主诉与症状抽取、四诊信息补全、病位病性分析、证候判断、治法确定、方药或针灸方案生成、安全禁忌核查以及解释与随访建议等环节，并在每一环节施加专家评分、规则核查或知识图谱约束，模型须在关键环节通过校验后方可进入下一步生成。</w:t>
       </w:r>
+      <w:r>
+        <w:rPr>
+          <w:rFonts w:eastAsia="宋体" w:ascii="Times New Roman" w:hAnsi="Times New Roman"/>
+          <w:b w:val="0"/>
+          <w:sz w:val="24"/>
+        </w:rPr>
+        <w:t>这一分步监督的整体流程如图10-1所示。</w:t>
+      </w:r>
     </w:p>
     <w:p>
       <w:pPr>
@@ -1416,6 +1424,14 @@
           <w:sz w:val="24"/>
         </w:rPr>
         <w:t>多模态四诊合参在技术上面临三项关键挑战。其一为时空对齐：不同模态的采集时间、采集设备与采集条件存在差异，须被记录并校正，否则同一患者不同模态的信息可能在时间或状态上失配。其二为语义对齐：图像颜色、脉象波形与文本症状须映射到共同的证候概念，使“舌色偏红”的图像特征与文本中的“舌红”描述在表示空间中相互印证，而非各自为政。其三为模态缺失处理：临床真实场景中并非每次就诊均能获得完整四诊数据，模型应在模态缺失时给出置信度下降的明确提示，并标注所缺模态，而不是凭借残缺信息生成貌似完整的虚假结论。</w:t>
+      </w:r>
+      <w:r>
+        <w:rPr>
+          <w:rFonts w:eastAsia="宋体" w:ascii="Times New Roman" w:hAnsi="Times New Roman"/>
+          <w:b w:val="0"/>
+          <w:sz w:val="24"/>
+        </w:rPr>
+        <w:t>四诊合参多模态大模型的总体架构如图10-2所示。</w:t>
       </w:r>
     </w:p>
     <w:p>
@@ -2571,6 +2587,14 @@
         </w:rPr>
         <w:t>第四，跨文化与跨地域泛化存在风险。中医药术语和临床经验具有语言、文化和地域背景。训练数据若偏向某一来源，模型将在其他来源数据上产生性能下降和解释偏差。</w:t>
       </w:r>
+      <w:r>
+        <w:rPr>
+          <w:rFonts w:eastAsia="宋体" w:ascii="Times New Roman" w:hAnsi="Times New Roman"/>
+          <w:b w:val="0"/>
+          <w:sz w:val="24"/>
+        </w:rPr>
+        <w:t>可信AI在研究各环节的具体落点见表10-2。</w:t>
+      </w:r>
     </w:p>
     <w:p>
       <w:pPr>
@@ -3281,6 +3305,14 @@
           <w:sz w:val="24"/>
         </w:rPr>
         <w:t>鲁棒性评估不应停留在标准测试集准确率。研究生可从以下步骤设计鲁棒性实验。第一，建立标准测试集和扰动测试集。第二，对症状表述、术语同义词、缺失四诊信息、方言化表达、古今术语混用、伪造实体等因素分别构造扰动。第三，比较模型在原始样本和扰动样本上的性能下降幅度。第四，记录模型是否能拒绝捏造概念、是否能提示信息不足、是否能保持用药禁忌。第五，对不同地域、年龄、性别、病种和流派进行分层分析。</w:t>
+      </w:r>
+      <w:r>
+        <w:rPr>
+          <w:rFonts w:eastAsia="宋体" w:ascii="Times New Roman" w:hAnsi="Times New Roman"/>
+          <w:b w:val="0"/>
+          <w:sz w:val="24"/>
+        </w:rPr>
+        <w:t>常见的鲁棒性测试场景见表10-3。</w:t>
       </w:r>
     </w:p>
     <w:p>
@@ -4011,6 +4043,14 @@
         </w:rPr>
         <w:t>不确定性量化、鲁棒性和公平性不是孤立模块，而应共同组成安全工程。一个面向中医药临床辅助的大模型系统至少应包含六个安全层。第一，数据治理层，负责术语标准化、脱敏、证据分级和代表性评估。第二，模型训练层，负责领域适配、校准和对抗样本训练。第三，知识约束层，负责RAG、知识图谱、药物禁忌和指南调用。第四，输出审查层，负责低置信拒答、危险建议拦截和解释生成。第五，人机协同层，负责医师审核、患者知情和责任归属。第六，部署监测层，负责漂移监测、不良事件记录、版本回滚和监管报告。</w:t>
       </w:r>
+      <w:r>
+        <w:rPr>
+          <w:rFonts w:eastAsia="宋体" w:ascii="Times New Roman" w:hAnsi="Times New Roman"/>
+          <w:b w:val="0"/>
+          <w:sz w:val="24"/>
+        </w:rPr>
+        <w:t>可信AI各环节构成的安全工程闭环如图10-3所示。</w:t>
+      </w:r>
     </w:p>
     <w:p>
       <w:pPr>
@@ -4514,6 +4554,14 @@
           <w:sz w:val="24"/>
         </w:rPr>
         <w:t xml:space="preserve">除上述方法外，全局代理模型提供了一种理解黑箱整体行为的途径：以一个可解释模型（如决策树或规则集）拟合黑箱模型在大量样本上的输入输出，使代理模型在全局上逼近黑箱的决策边界，从而以可读形式概览“模型总体上依据哪些症状组合区分各类证候”。其代价是代理模型只能近似而非精确复现黑箱，须报告二者预测的一致性程度；当一致性偏低时，全局代理的解释仅供参考，不能替代针对个案的局部解释。在实践中，全局代理常与局部方法配合使用：前者把握整体规律，后者核验个案依据，二者共同支撑对模型的系统审查。</w:t>
+      </w:r>
+      <w:r>
+        <w:rPr>
+          <w:rFonts w:eastAsia="宋体" w:ascii="Times New Roman" w:hAnsi="Times New Roman"/>
+          <w:b w:val="0"/>
+          <w:sz w:val="24"/>
+        </w:rPr>
+        <w:t>上述各类可解释性方法的特点对照见表10-4。</w:t>
       </w:r>
     </w:p>
     <w:p>
@@ -5561,6 +5609,14 @@
         </w:rPr>
         <w:t xml:space="preserve">结构因果模型由一组变量、描述变量间生成关系的结构方程以及外生噪声构成，并以有向无环图表示变量间的因果方向。图中存在三类基本结构：链式（中介）、分叉（共因）与对撞。识别因果效应的关键在于正确处理混杂：后门准则通过选择满足条件的变量集进行调整以阻断非因果路径；当存在未观测混杂但可找到合适中介时，前门准则提供另一条识别途径；do 演算给出在图结构下将含 do 的干预分布转化为可由观测分布估计的形式化规则。以中医药为例，可构建“体质→证候→治法→转归”的因果图，并将季节、情志等同时影响证候与治法的变量标记为混杂，据此确定估计治法效应时需要调整的变量集。</w:t>
       </w:r>
+      <w:r>
+        <w:rPr>
+          <w:rFonts w:eastAsia="宋体" w:ascii="Times New Roman" w:hAnsi="Times New Roman"/>
+          <w:b w:val="0"/>
+          <w:sz w:val="24"/>
+        </w:rPr>
+        <w:t>上述变量及其关系可用因果图加以表示，如图10-4所示。</w:t>
+      </w:r>
     </w:p>
     <w:p>
       <w:pPr>

--- a/第十章_中医药AI研究方法展望_教材化定稿.docx
+++ b/第十章_中医药AI研究方法展望_教材化定稿.docx
@@ -1082,6 +1082,45 @@
     <w:p>
       <w:pPr>
         <w:jc w:val="center"/>
+      </w:pPr>
+      <w:r>
+        <w:drawing>
+          <wp:inline xmlns:a="http://schemas.openxmlformats.org/drawingml/2006/main" xmlns:pic="http://schemas.openxmlformats.org/drawingml/2006/picture">
+            <wp:extent cx="5040000" cy="1981335"/>
+            <wp:docPr id="1" name="Picture 1"/>
+            <wp:cNvGraphicFramePr>
+              <a:graphicFrameLocks noChangeAspect="1"/>
+            </wp:cNvGraphicFramePr>
+            <a:graphic>
+              <a:graphicData uri="http://schemas.openxmlformats.org/drawingml/2006/picture">
+                <pic:pic>
+                  <pic:nvPicPr>
+                    <pic:cNvPr id="0" name="fig10_1.png"/>
+                    <pic:cNvPicPr/>
+                  </pic:nvPicPr>
+                  <pic:blipFill>
+                    <a:blip r:embed="rId9"/>
+                    <a:stretch>
+                      <a:fillRect/>
+                    </a:stretch>
+                  </pic:blipFill>
+                  <pic:spPr>
+                    <a:xfrm>
+                      <a:off x="0" y="0"/>
+                      <a:ext cx="5040000" cy="1981335"/>
+                    </a:xfrm>
+                    <a:prstGeom prst="rect"/>
+                  </pic:spPr>
+                </pic:pic>
+              </a:graphicData>
+            </a:graphic>
+          </wp:inline>
+        </w:drawing>
+      </w:r>
+    </w:p>
+    <w:p>
+      <w:pPr>
+        <w:jc w:val="center"/>
         <w:spacing w:after="80"/>
       </w:pPr>
       <w:r>
@@ -1432,6 +1471,45 @@
           <w:sz w:val="24"/>
         </w:rPr>
         <w:t>四诊合参多模态大模型的总体架构如图10-2所示。</w:t>
+      </w:r>
+    </w:p>
+    <w:p>
+      <w:pPr>
+        <w:jc w:val="center"/>
+      </w:pPr>
+      <w:r>
+        <w:drawing>
+          <wp:inline xmlns:a="http://schemas.openxmlformats.org/drawingml/2006/main" xmlns:pic="http://schemas.openxmlformats.org/drawingml/2006/picture">
+            <wp:extent cx="5040000" cy="2426541"/>
+            <wp:docPr id="2" name="Picture 2"/>
+            <wp:cNvGraphicFramePr>
+              <a:graphicFrameLocks noChangeAspect="1"/>
+            </wp:cNvGraphicFramePr>
+            <a:graphic>
+              <a:graphicData uri="http://schemas.openxmlformats.org/drawingml/2006/picture">
+                <pic:pic>
+                  <pic:nvPicPr>
+                    <pic:cNvPr id="0" name="fig10_2.png"/>
+                    <pic:cNvPicPr/>
+                  </pic:nvPicPr>
+                  <pic:blipFill>
+                    <a:blip r:embed="rId10"/>
+                    <a:stretch>
+                      <a:fillRect/>
+                    </a:stretch>
+                  </pic:blipFill>
+                  <pic:spPr>
+                    <a:xfrm>
+                      <a:off x="0" y="0"/>
+                      <a:ext cx="5040000" cy="2426541"/>
+                    </a:xfrm>
+                    <a:prstGeom prst="rect"/>
+                  </pic:spPr>
+                </pic:pic>
+              </a:graphicData>
+            </a:graphic>
+          </wp:inline>
+        </w:drawing>
       </w:r>
     </w:p>
     <w:p>
@@ -4050,6 +4128,45 @@
           <w:sz w:val="24"/>
         </w:rPr>
         <w:t>可信AI各环节构成的安全工程闭环如图10-3所示。</w:t>
+      </w:r>
+    </w:p>
+    <w:p>
+      <w:pPr>
+        <w:jc w:val="center"/>
+      </w:pPr>
+      <w:r>
+        <w:drawing>
+          <wp:inline xmlns:a="http://schemas.openxmlformats.org/drawingml/2006/main" xmlns:pic="http://schemas.openxmlformats.org/drawingml/2006/picture">
+            <wp:extent cx="5040000" cy="3314241"/>
+            <wp:docPr id="3" name="Picture 3"/>
+            <wp:cNvGraphicFramePr>
+              <a:graphicFrameLocks noChangeAspect="1"/>
+            </wp:cNvGraphicFramePr>
+            <a:graphic>
+              <a:graphicData uri="http://schemas.openxmlformats.org/drawingml/2006/picture">
+                <pic:pic>
+                  <pic:nvPicPr>
+                    <pic:cNvPr id="0" name="fig10_3.png"/>
+                    <pic:cNvPicPr/>
+                  </pic:nvPicPr>
+                  <pic:blipFill>
+                    <a:blip r:embed="rId11"/>
+                    <a:stretch>
+                      <a:fillRect/>
+                    </a:stretch>
+                  </pic:blipFill>
+                  <pic:spPr>
+                    <a:xfrm>
+                      <a:off x="0" y="0"/>
+                      <a:ext cx="5040000" cy="3314241"/>
+                    </a:xfrm>
+                    <a:prstGeom prst="rect"/>
+                  </pic:spPr>
+                </pic:pic>
+              </a:graphicData>
+            </a:graphic>
+          </wp:inline>
+        </w:drawing>
       </w:r>
     </w:p>
     <w:p>
@@ -5621,6 +5738,45 @@
     <w:p>
       <w:pPr>
         <w:jc w:val="center"/>
+      </w:pPr>
+      <w:r>
+        <w:drawing>
+          <wp:inline xmlns:a="http://schemas.openxmlformats.org/drawingml/2006/main" xmlns:pic="http://schemas.openxmlformats.org/drawingml/2006/picture">
+            <wp:extent cx="5040000" cy="2663627"/>
+            <wp:docPr id="4" name="Picture 4"/>
+            <wp:cNvGraphicFramePr>
+              <a:graphicFrameLocks noChangeAspect="1"/>
+            </wp:cNvGraphicFramePr>
+            <a:graphic>
+              <a:graphicData uri="http://schemas.openxmlformats.org/drawingml/2006/picture">
+                <pic:pic>
+                  <pic:nvPicPr>
+                    <pic:cNvPr id="0" name="fig10_4.png"/>
+                    <pic:cNvPicPr/>
+                  </pic:nvPicPr>
+                  <pic:blipFill>
+                    <a:blip r:embed="rId12"/>
+                    <a:stretch>
+                      <a:fillRect/>
+                    </a:stretch>
+                  </pic:blipFill>
+                  <pic:spPr>
+                    <a:xfrm>
+                      <a:off x="0" y="0"/>
+                      <a:ext cx="5040000" cy="2663627"/>
+                    </a:xfrm>
+                    <a:prstGeom prst="rect"/>
+                  </pic:spPr>
+                </pic:pic>
+              </a:graphicData>
+            </a:graphic>
+          </wp:inline>
+        </w:drawing>
+      </w:r>
+    </w:p>
+    <w:p>
+      <w:pPr>
+        <w:jc w:val="center"/>
         <w:spacing w:after="80"/>
       </w:pPr>
       <w:r>
